--- a/templates/post-incorporate/12 ND_AGREEMENT - template.docx
+++ b/templates/post-incorporate/12 ND_AGREEMENT - template.docx
@@ -766,216 +766,155 @@
       </w:r>
       <w:r>
         <w:rPr>
-          <w:spacing w:val="5"/>
-        </w:rPr>
-        <w:t xml:space="preserve"> </w:t>
-      </w:r>
-    </w:p>
-    <w:p>
-      <w:pPr>
-        <w:pStyle w:val="BodyText"/>
-        <w:spacing w:before="94" w:line="288" w:lineRule="auto"/>
-        <w:ind w:left="119" w:right="517"/>
-        <w:jc w:val="both"/>
-        <w:rPr>
-          <w:rFonts w:eastAsiaTheme="minorEastAsia"/>
-          <w:spacing w:val="5"/>
-          <w:lang w:eastAsia="zh-CN"/>
-        </w:rPr>
-      </w:pPr>
-      <w:r>
-        <w:rPr>
           <w:rFonts w:eastAsiaTheme="minorEastAsia" w:hint="eastAsia"/>
           <w:spacing w:val="5"/>
           <w:lang w:eastAsia="zh-CN"/>
         </w:rPr>
-        <w:t>[</w:t>
+        <w:t xml:space="preserve"> </w:t>
+      </w:r>
+      <w:r>
+        <w:rPr>
+          <w:rFonts w:eastAsiaTheme="minorEastAsia" w:hint="eastAsia"/>
+          <w:lang w:eastAsia="zh-CN"/>
+        </w:rPr>
+        <w:t>{{</w:t>
       </w:r>
       <w:proofErr w:type="spellStart"/>
-      <w:proofErr w:type="gramStart"/>
+      <w:r>
+        <w:rPr>
+          <w:rFonts w:eastAsiaTheme="minorEastAsia"/>
+          <w:lang w:eastAsia="zh-CN"/>
+        </w:rPr>
+        <w:t>largest</w:t>
+      </w:r>
+      <w:r>
+        <w:rPr>
+          <w:rFonts w:eastAsiaTheme="minorEastAsia" w:hint="eastAsia"/>
+          <w:lang w:eastAsia="zh-CN"/>
+        </w:rPr>
+        <w:t>_</w:t>
+      </w:r>
+      <w:r>
+        <w:rPr>
+          <w:rFonts w:eastAsiaTheme="minorEastAsia" w:hint="eastAsia"/>
+          <w:lang w:eastAsia="zh-CN"/>
+        </w:rPr>
+        <w:t>shareholder_name</w:t>
+      </w:r>
+      <w:proofErr w:type="spellEnd"/>
+      <w:r>
+        <w:rPr>
+          <w:rFonts w:eastAsiaTheme="minorEastAsia" w:hint="eastAsia"/>
+          <w:lang w:eastAsia="zh-CN"/>
+        </w:rPr>
+        <w:t>}}</w:t>
+      </w:r>
+      <w:r>
+        <w:t>,</w:t>
+      </w:r>
+      <w:r>
+        <w:rPr>
+          <w:spacing w:val="5"/>
+        </w:rPr>
+        <w:t xml:space="preserve"> </w:t>
+      </w:r>
+      <w:r>
+        <w:rPr>
+          <w:rFonts w:eastAsiaTheme="minorEastAsia" w:hint="eastAsia"/>
+          <w:lang w:eastAsia="zh-CN"/>
+        </w:rPr>
+        <w:t>{{</w:t>
+      </w:r>
+      <w:proofErr w:type="spellStart"/>
+      <w:r>
+        <w:rPr>
+          <w:rFonts w:eastAsiaTheme="minorEastAsia"/>
+          <w:lang w:eastAsia="zh-CN"/>
+        </w:rPr>
+        <w:t>largest</w:t>
+      </w:r>
+      <w:r>
+        <w:rPr>
+          <w:rFonts w:eastAsiaTheme="minorEastAsia" w:hint="eastAsia"/>
+          <w:lang w:eastAsia="zh-CN"/>
+        </w:rPr>
+        <w:t>_</w:t>
+      </w:r>
+      <w:r>
+        <w:rPr>
+          <w:rFonts w:eastAsiaTheme="minorEastAsia" w:hint="eastAsia"/>
+          <w:lang w:eastAsia="zh-CN"/>
+        </w:rPr>
+        <w:t>shareholder_identification_number</w:t>
+      </w:r>
+      <w:proofErr w:type="spellEnd"/>
+      <w:r>
+        <w:rPr>
+          <w:rFonts w:eastAsiaTheme="minorEastAsia" w:hint="eastAsia"/>
+          <w:lang w:eastAsia="zh-CN"/>
+        </w:rPr>
+        <w:t>}}</w:t>
+      </w:r>
+      <w:r>
+        <w:rPr>
+          <w:spacing w:val="5"/>
+        </w:rPr>
+        <w:t xml:space="preserve"> </w:t>
+      </w:r>
+      <w:r>
+        <w:t>and</w:t>
+      </w:r>
+      <w:r>
+        <w:rPr>
+          <w:spacing w:val="4"/>
+        </w:rPr>
+        <w:t xml:space="preserve"> </w:t>
+      </w:r>
+      <w:r>
+        <w:rPr>
+          <w:rFonts w:eastAsiaTheme="minorEastAsia" w:hint="eastAsia"/>
+          <w:lang w:eastAsia="zh-CN"/>
+        </w:rPr>
+        <w:t>{{</w:t>
+      </w:r>
+      <w:proofErr w:type="spellStart"/>
+      <w:r>
+        <w:rPr>
+          <w:rFonts w:eastAsiaTheme="minorEastAsia"/>
+          <w:lang w:eastAsia="zh-CN"/>
+        </w:rPr>
+        <w:t>largest</w:t>
+      </w:r>
+      <w:r>
+        <w:rPr>
+          <w:rFonts w:eastAsiaTheme="minorEastAsia" w:hint="eastAsia"/>
+          <w:lang w:eastAsia="zh-CN"/>
+        </w:rPr>
+        <w:t>_</w:t>
+      </w:r>
+      <w:r>
+        <w:rPr>
+          <w:rFonts w:eastAsiaTheme="minorEastAsia" w:hint="eastAsia"/>
+          <w:lang w:eastAsia="zh-CN"/>
+        </w:rPr>
+        <w:t>shareholder_address</w:t>
+      </w:r>
+      <w:proofErr w:type="spellEnd"/>
+      <w:r>
+        <w:rPr>
+          <w:rFonts w:eastAsiaTheme="minorEastAsia" w:hint="eastAsia"/>
+          <w:lang w:eastAsia="zh-CN"/>
+        </w:rPr>
+        <w:t>}}</w:t>
+      </w:r>
       <w:r>
         <w:rPr>
           <w:rFonts w:eastAsiaTheme="minorEastAsia" w:hint="eastAsia"/>
           <w:spacing w:val="5"/>
           <w:lang w:eastAsia="zh-CN"/>
         </w:rPr>
-        <w:t>SECTION:shareholderlist</w:t>
-      </w:r>
-      <w:proofErr w:type="spellEnd"/>
-      <w:proofErr w:type="gramEnd"/>
-      <w:r>
-        <w:rPr>
-          <w:rFonts w:eastAsiaTheme="minorEastAsia" w:hint="eastAsia"/>
-          <w:spacing w:val="5"/>
-          <w:lang w:eastAsia="zh-CN"/>
-        </w:rPr>
-        <w:t>]</w:t>
-      </w:r>
-    </w:p>
-    <w:p>
-      <w:pPr>
-        <w:pStyle w:val="BodyText"/>
-        <w:numPr>
-          <w:ilvl w:val="0"/>
-          <w:numId w:val="3"/>
-        </w:numPr>
-        <w:spacing w:before="94" w:line="288" w:lineRule="auto"/>
-        <w:ind w:right="517"/>
-        <w:jc w:val="both"/>
-        <w:rPr>
-          <w:rFonts w:eastAsiaTheme="minorEastAsia"/>
-          <w:lang w:eastAsia="zh-CN"/>
-        </w:rPr>
-      </w:pPr>
-      <w:r>
-        <w:rPr>
-          <w:rFonts w:eastAsiaTheme="minorEastAsia" w:hint="eastAsia"/>
-          <w:lang w:eastAsia="zh-CN"/>
-        </w:rPr>
-        <w:t>{{</w:t>
-      </w:r>
-      <w:proofErr w:type="spellStart"/>
-      <w:r>
-        <w:rPr>
-          <w:rFonts w:eastAsiaTheme="minorEastAsia" w:hint="eastAsia"/>
-          <w:lang w:eastAsia="zh-CN"/>
-        </w:rPr>
-        <w:t>shareholder_name</w:t>
-      </w:r>
-      <w:proofErr w:type="spellEnd"/>
-      <w:r>
-        <w:rPr>
-          <w:rFonts w:eastAsiaTheme="minorEastAsia" w:hint="eastAsia"/>
-          <w:lang w:eastAsia="zh-CN"/>
-        </w:rPr>
-        <w:t>}}</w:t>
-      </w:r>
-      <w:r>
-        <w:t>,</w:t>
-      </w:r>
-      <w:r>
-        <w:rPr>
-          <w:spacing w:val="5"/>
-        </w:rPr>
-        <w:t xml:space="preserve"> </w:t>
-      </w:r>
-      <w:r>
-        <w:rPr>
-          <w:rFonts w:eastAsiaTheme="minorEastAsia" w:hint="eastAsia"/>
-          <w:lang w:eastAsia="zh-CN"/>
-        </w:rPr>
-        <w:t>{{</w:t>
-      </w:r>
-      <w:proofErr w:type="spellStart"/>
-      <w:r>
-        <w:rPr>
-          <w:rFonts w:eastAsiaTheme="minorEastAsia" w:hint="eastAsia"/>
-          <w:lang w:eastAsia="zh-CN"/>
-        </w:rPr>
-        <w:t>shareholder_identification_number</w:t>
-      </w:r>
-      <w:proofErr w:type="spellEnd"/>
-      <w:r>
-        <w:rPr>
-          <w:rFonts w:eastAsiaTheme="minorEastAsia" w:hint="eastAsia"/>
-          <w:lang w:eastAsia="zh-CN"/>
-        </w:rPr>
-        <w:t>}}</w:t>
-      </w:r>
-      <w:r>
-        <w:rPr>
-          <w:spacing w:val="5"/>
-        </w:rPr>
-        <w:t xml:space="preserve"> </w:t>
-      </w:r>
-      <w:r>
-        <w:t>and</w:t>
-      </w:r>
-      <w:r>
-        <w:rPr>
-          <w:spacing w:val="4"/>
-        </w:rPr>
-        <w:t xml:space="preserve"> </w:t>
-      </w:r>
-      <w:r>
-        <w:rPr>
-          <w:rFonts w:eastAsiaTheme="minorEastAsia" w:hint="eastAsia"/>
-          <w:lang w:eastAsia="zh-CN"/>
-        </w:rPr>
-        <w:t>{{</w:t>
-      </w:r>
-      <w:proofErr w:type="spellStart"/>
-      <w:r>
-        <w:rPr>
-          <w:rFonts w:eastAsiaTheme="minorEastAsia" w:hint="eastAsia"/>
-          <w:lang w:eastAsia="zh-CN"/>
-        </w:rPr>
-        <w:t>shareholder_address</w:t>
-      </w:r>
-      <w:proofErr w:type="spellEnd"/>
-      <w:r>
-        <w:rPr>
-          <w:rFonts w:eastAsiaTheme="minorEastAsia" w:hint="eastAsia"/>
-          <w:lang w:eastAsia="zh-CN"/>
-        </w:rPr>
-        <w:t>}}</w:t>
-      </w:r>
-    </w:p>
-    <w:p>
-      <w:pPr>
-        <w:pStyle w:val="BodyText"/>
-        <w:spacing w:before="94" w:line="288" w:lineRule="auto"/>
-        <w:ind w:left="119" w:right="517"/>
-        <w:jc w:val="both"/>
-      </w:pPr>
-      <w:r>
-        <w:rPr>
-          <w:rFonts w:eastAsiaTheme="minorEastAsia" w:hint="eastAsia"/>
-          <w:lang w:eastAsia="zh-CN"/>
-        </w:rPr>
-        <w:t>[</w:t>
-      </w:r>
-      <w:proofErr w:type="spellStart"/>
-      <w:proofErr w:type="gramStart"/>
-      <w:r>
-        <w:rPr>
-          <w:rFonts w:eastAsiaTheme="minorEastAsia" w:hint="eastAsia"/>
-          <w:lang w:eastAsia="zh-CN"/>
-        </w:rPr>
-        <w:t>END</w:t>
-      </w:r>
-      <w:r>
-        <w:rPr>
-          <w:rFonts w:eastAsiaTheme="minorEastAsia" w:hint="eastAsia"/>
-          <w:spacing w:val="5"/>
-          <w:lang w:eastAsia="zh-CN"/>
-        </w:rPr>
-        <w:t>SECTION:shareholderlist</w:t>
-      </w:r>
-      <w:proofErr w:type="spellEnd"/>
-      <w:proofErr w:type="gramEnd"/>
-      <w:r>
-        <w:rPr>
-          <w:rFonts w:eastAsiaTheme="minorEastAsia" w:hint="eastAsia"/>
-          <w:lang w:eastAsia="zh-CN"/>
-        </w:rPr>
-        <w:t>]</w:t>
-      </w:r>
-      <w:r>
-        <w:t xml:space="preserve"> </w:t>
-      </w:r>
-    </w:p>
-    <w:p>
-      <w:pPr>
-        <w:pStyle w:val="BodyText"/>
-        <w:spacing w:line="288" w:lineRule="auto"/>
-        <w:ind w:left="119" w:right="522"/>
-        <w:jc w:val="both"/>
-        <w:rPr>
-          <w:rFonts w:eastAsiaTheme="minorEastAsia"/>
-          <w:lang w:eastAsia="zh-CN"/>
-        </w:rPr>
-      </w:pPr>
+        <w:t xml:space="preserve"> </w:t>
+      </w:r>
       <w:r>
         <w:t>(the “</w:t>
       </w:r>
@@ -1829,15 +1768,7 @@
           <w:rFonts w:ascii="宋体" w:eastAsia="宋体" w:hint="eastAsia"/>
           <w:lang w:eastAsia="zh-CN"/>
         </w:rPr>
-        <w:t>新币，需要提前支付一年费用和第一次的押金。一旦服务</w:t>
-      </w:r>
-      <w:r>
-        <w:rPr>
-          <w:rFonts w:ascii="宋体" w:eastAsia="宋体" w:hint="eastAsia"/>
-          <w:lang w:eastAsia="zh-CN"/>
-        </w:rPr>
-        <w:lastRenderedPageBreak/>
-        <w:t>开始后，年费款项将不会有任何形式的退款。该年费费用不包括本公司及股东应缴纳的</w:t>
+        <w:t>新币，需要提前支付一年费用和第一次的押金。一旦服务开始后，年费款项将不会有任何形式的退款。该年费费用不包括本公司及股东应缴纳的</w:t>
       </w:r>
       <w:r>
         <w:rPr>
@@ -1873,7 +1804,15 @@
           <w:rFonts w:ascii="宋体" w:eastAsia="宋体" w:hint="eastAsia"/>
           <w:lang w:eastAsia="zh-CN"/>
         </w:rPr>
-        <w:t>％的利率向客户和股东收取未付金额的利息。 客户和公司股东都有义务和需要共同承担和偿还包括产生的利息在内的所有欠款（无论是在判决之前还是之后）。</w:t>
+        <w:t>％的利率向客户和股东收取</w:t>
+      </w:r>
+      <w:r>
+        <w:rPr>
+          <w:rFonts w:ascii="宋体" w:eastAsia="宋体" w:hint="eastAsia"/>
+          <w:lang w:eastAsia="zh-CN"/>
+        </w:rPr>
+        <w:lastRenderedPageBreak/>
+        <w:t>未付金额的利息。 客户和公司股东都有义务和需要共同承担和偿还包括产生的利息在内的所有欠款（无论是在判决之前还是之后）。</w:t>
       </w:r>
     </w:p>
     <w:p>
@@ -3207,7 +3146,6 @@
         <w:ind w:right="520"/>
       </w:pPr>
       <w:r>
-        <w:lastRenderedPageBreak/>
         <w:t>Observe</w:t>
       </w:r>
       <w:r>
@@ -3449,6 +3387,7 @@
           <w:rFonts w:ascii="宋体" w:eastAsia="宋体" w:hint="eastAsia"/>
           <w:lang w:eastAsia="zh-CN"/>
         </w:rPr>
+        <w:lastRenderedPageBreak/>
         <w:t>律。</w:t>
       </w:r>
     </w:p>
@@ -5263,7 +5202,6 @@
           <w:spacing w:val="-7"/>
           <w:lang w:eastAsia="zh-CN"/>
         </w:rPr>
-        <w:lastRenderedPageBreak/>
         <w:t xml:space="preserve">确保执行和交付附表 </w:t>
       </w:r>
       <w:r>
@@ -5311,6 +5249,7 @@
           <w:rFonts w:ascii="宋体" w:eastAsia="宋体" w:hint="eastAsia"/>
           <w:lang w:eastAsia="zh-CN"/>
         </w:rPr>
+        <w:lastRenderedPageBreak/>
         <w:t>月以上未能回应任何通讯，则以书面形式提交。</w:t>
       </w:r>
     </w:p>
@@ -7148,7 +7087,6 @@
         <w:t>[</w:t>
       </w:r>
       <w:proofErr w:type="spellStart"/>
-      <w:proofErr w:type="gramStart"/>
       <w:r>
         <w:rPr>
           <w:rFonts w:eastAsiaTheme="minorEastAsia" w:hint="eastAsia"/>
@@ -7158,7 +7096,6 @@
         <w:t>SECTION:shareholdersignature</w:t>
       </w:r>
       <w:proofErr w:type="spellEnd"/>
-      <w:proofErr w:type="gramEnd"/>
       <w:r>
         <w:rPr>
           <w:rFonts w:eastAsiaTheme="minorEastAsia" w:hint="eastAsia"/>
@@ -7792,7 +7729,6 @@
         <w:t>[</w:t>
       </w:r>
       <w:proofErr w:type="spellStart"/>
-      <w:proofErr w:type="gramStart"/>
       <w:r>
         <w:rPr>
           <w:rFonts w:eastAsiaTheme="minorEastAsia" w:hint="eastAsia"/>
@@ -7802,7 +7738,6 @@
         <w:t>ENDSECTION:shareholdersignature</w:t>
       </w:r>
       <w:proofErr w:type="spellEnd"/>
-      <w:proofErr w:type="gramEnd"/>
       <w:r>
         <w:rPr>
           <w:rFonts w:eastAsiaTheme="minorEastAsia" w:hint="eastAsia"/>
@@ -8979,7 +8914,6 @@
         <w:t>[</w:t>
       </w:r>
       <w:proofErr w:type="spellStart"/>
-      <w:proofErr w:type="gramStart"/>
       <w:r>
         <w:rPr>
           <w:rFonts w:ascii="Times New Roman" w:eastAsiaTheme="minorEastAsia" w:hAnsi="Times New Roman" w:cs="Times New Roman" w:hint="eastAsia"/>
@@ -8988,7 +8922,6 @@
         <w:t>SECTION:shareholder</w:t>
       </w:r>
       <w:proofErr w:type="spellEnd"/>
-      <w:proofErr w:type="gramEnd"/>
       <w:r>
         <w:rPr>
           <w:rFonts w:ascii="Times New Roman" w:hAnsi="Times New Roman" w:cs="Times New Roman"/>
@@ -9248,13 +9181,8 @@
       <w:r>
         <w:t xml:space="preserve"> </w:t>
       </w:r>
-      <w:proofErr w:type="gramStart"/>
-      <w:r>
-        <w:t>member/members</w:t>
-      </w:r>
-      <w:proofErr w:type="gramEnd"/>
-      <w:r>
-        <w:t>*</w:t>
+      <w:r>
+        <w:t>member/members*</w:t>
       </w:r>
       <w:r>
         <w:t xml:space="preserve"> </w:t>
@@ -10923,7 +10851,6 @@
         <w:t>[</w:t>
       </w:r>
       <w:proofErr w:type="spellStart"/>
-      <w:proofErr w:type="gramStart"/>
       <w:r>
         <w:rPr>
           <w:rFonts w:ascii="Times New Roman" w:eastAsiaTheme="minorEastAsia" w:hAnsi="Times New Roman" w:cs="Times New Roman" w:hint="eastAsia"/>
@@ -10932,7 +10859,6 @@
         <w:t>ENDSECTION:shareholder</w:t>
       </w:r>
       <w:proofErr w:type="spellEnd"/>
-      <w:proofErr w:type="gramEnd"/>
       <w:r>
         <w:rPr>
           <w:rFonts w:ascii="Times New Roman" w:hAnsi="Times New Roman" w:cs="Times New Roman"/>
@@ -12379,7 +12305,6 @@
                                     <w:lang w:eastAsia="zh-CN"/>
                                   </w:rPr>
                                 </w:pPr>
-                                <w:proofErr w:type="gramStart"/>
                                 <w:r>
                                   <w:rPr>
                                     <w:rFonts w:ascii="Segoe UI Symbol" w:hAnsi="Segoe UI Symbol" w:cs="Segoe UI Symbol"/>
@@ -12427,20 +12352,7 @@
                                     <w:szCs w:val="18"/>
                                     <w:highlight w:val="yellow"/>
                                   </w:rPr>
-                                  <w:t>Sign</w:t>
-                                </w:r>
-                                <w:proofErr w:type="gramEnd"/>
-                                <w:r>
-                                  <w:rPr>
-                                    <w:rFonts w:ascii="Calibri" w:hAnsi="Calibri" w:cs="Calibri"/>
-                                    <w:b/>
-                                    <w:bCs/>
-                                    <w:color w:val="1F497D" w:themeColor="text2"/>
-                                    <w:sz w:val="18"/>
-                                    <w:szCs w:val="18"/>
-                                    <w:highlight w:val="yellow"/>
-                                  </w:rPr>
-                                  <w:t xml:space="preserve"> </w:t>
+                                  <w:t xml:space="preserve">Sign </w:t>
                                 </w:r>
                                 <w:r>
                                   <w:rPr>
@@ -12510,7 +12422,6 @@
                               <w:lang w:eastAsia="zh-CN"/>
                             </w:rPr>
                           </w:pPr>
-                          <w:proofErr w:type="gramStart"/>
                           <w:r>
                             <w:rPr>
                               <w:rFonts w:ascii="Segoe UI Symbol" w:hAnsi="Segoe UI Symbol" w:cs="Segoe UI Symbol"/>
@@ -12558,20 +12469,7 @@
                               <w:szCs w:val="18"/>
                               <w:highlight w:val="yellow"/>
                             </w:rPr>
-                            <w:t>Sign</w:t>
-                          </w:r>
-                          <w:proofErr w:type="gramEnd"/>
-                          <w:r>
-                            <w:rPr>
-                              <w:rFonts w:ascii="Calibri" w:hAnsi="Calibri" w:cs="Calibri"/>
-                              <w:b/>
-                              <w:bCs/>
-                              <w:color w:val="1F497D" w:themeColor="text2"/>
-                              <w:sz w:val="18"/>
-                              <w:szCs w:val="18"/>
-                              <w:highlight w:val="yellow"/>
-                            </w:rPr>
-                            <w:t xml:space="preserve"> </w:t>
+                            <w:t xml:space="preserve">Sign </w:t>
                           </w:r>
                           <w:r>
                             <w:rPr>
@@ -13454,7 +13352,6 @@
   <w:style w:type="character" w:default="1" w:styleId="DefaultParagraphFont">
     <w:name w:val="Default Paragraph Font"/>
     <w:uiPriority w:val="1"/>
-    <w:semiHidden/>
     <w:unhideWhenUsed/>
   </w:style>
   <w:style w:type="table" w:default="1" w:styleId="TableNormal">

--- a/templates/post-incorporate/12 ND_AGREEMENT - template.docx
+++ b/templates/post-incorporate/12 ND_AGREEMENT - template.docx
@@ -6584,7 +6584,7 @@
       </w:r>
       <w:r>
         <w:rPr>
-          <w:rFonts w:eastAsiaTheme="minorEastAsia" w:hint="eastAsia"/>
+          <w:rFonts w:eastAsiaTheme="minorEastAsia"/>
           <w:lang w:eastAsia="zh-CN"/>
         </w:rPr>
         <w:t>{{Chairman}}</w:t>
